--- a/public/resume.docx
+++ b/public/resume.docx
@@ -70,11 +70,9 @@
     <w:p>
       <w:pPr>
         <w:pStyle w:val="Subtitle"/>
-        <w:pBdr>
-          <w:bottom w:val="single" w:sz="6" w:space="1" w:color="auto"/>
-        </w:pBdr>
         <w:spacing w:after="0"/>
         <w:rPr>
+          <w:rStyle w:val="Hyperlink"/>
           <w:sz w:val="24"/>
           <w:szCs w:val="24"/>
         </w:rPr>
@@ -93,6 +91,9 @@
     <w:p>
       <w:pPr>
         <w:pStyle w:val="Heading1"/>
+        <w:pBdr>
+          <w:bottom w:val="single" w:sz="6" w:space="1" w:color="auto"/>
+        </w:pBdr>
       </w:pPr>
       <w:r>
         <w:t>Summary</w:t>
@@ -106,6 +107,9 @@
     <w:p>
       <w:pPr>
         <w:pStyle w:val="Heading1"/>
+        <w:pBdr>
+          <w:bottom w:val="single" w:sz="6" w:space="1" w:color="auto"/>
+        </w:pBdr>
       </w:pPr>
       <w:r>
         <w:t>Skills</w:t>
@@ -113,21 +117,8 @@
     </w:p>
     <w:p>
       <w:r>
-        <w:t xml:space="preserve">HTML, CSS, JavaScript, Python, Node.js, C#, Vue.js, Express.js, React.js, Next.js, MySQL, MongoDB, Linux, Docker, Git, Jira, Amazon Web Services (AWS), </w:t>
-      </w:r>
-      <w:proofErr w:type="spellStart"/>
-      <w:r>
-        <w:t>Supabase</w:t>
-      </w:r>
-      <w:proofErr w:type="spellEnd"/>
-      <w:r>
-        <w:t xml:space="preserve">, </w:t>
-      </w:r>
-      <w:proofErr w:type="spellStart"/>
-      <w:r>
-        <w:t>Vercel</w:t>
-      </w:r>
-      <w:proofErr w:type="spellEnd"/>
+        <w:t>HTML, CSS, JavaScript, Python, Node.js, C#, Vue.js, Express.js, React.js, Next.js, MySQL, MongoDB, Linux, Docker, Git, Jira, Amazon Web Services (AWS), Supabase, Vercel</w:t>
+      </w:r>
       <w:r>
         <w:t>, etc.</w:t>
       </w:r>
@@ -135,6 +126,9 @@
     <w:p>
       <w:pPr>
         <w:pStyle w:val="Heading1"/>
+        <w:pBdr>
+          <w:bottom w:val="single" w:sz="6" w:space="1" w:color="auto"/>
+        </w:pBdr>
       </w:pPr>
       <w:r>
         <w:t>Professional Experience</w:t>
@@ -221,15 +215,7 @@
         </w:numPr>
       </w:pPr>
       <w:r>
-        <w:t xml:space="preserve">Skills – Vue.js 3, </w:t>
-      </w:r>
-      <w:proofErr w:type="spellStart"/>
-      <w:r>
-        <w:t>Nuxt</w:t>
-      </w:r>
-      <w:proofErr w:type="spellEnd"/>
-      <w:r>
-        <w:t>, Express.js, REST API, Git, Jira, MongoDB, Amazon Web Services (AWS), etc.</w:t>
+        <w:t>Skills – Vue.js 3, Nuxt, Express.js, REST API, Git, Jira, MongoDB, Amazon Web Services (AWS), etc.</w:t>
       </w:r>
     </w:p>
     <w:p>
@@ -240,21 +226,8 @@
           <w:numId w:val="1"/>
         </w:numPr>
       </w:pPr>
-      <w:proofErr w:type="spellStart"/>
-      <w:r>
-        <w:t>Fullstack</w:t>
-      </w:r>
-      <w:proofErr w:type="spellEnd"/>
-      <w:r>
-        <w:t xml:space="preserve"> Developer, Ajency.in, </w:t>
-      </w:r>
-      <w:proofErr w:type="spellStart"/>
-      <w:r>
-        <w:t>Panjim</w:t>
-      </w:r>
-      <w:proofErr w:type="spellEnd"/>
-      <w:r>
-        <w:t xml:space="preserve">, Goa (10 June 2021 – 17 June 2022) </w:t>
+      <w:r>
+        <w:t xml:space="preserve">Fullstack Developer, Ajency.in, Panjim, Goa (10 June 2021 – 17 June 2022) </w:t>
       </w:r>
     </w:p>
     <w:p>
@@ -266,39 +239,7 @@
         </w:numPr>
       </w:pPr>
       <w:r>
-        <w:t xml:space="preserve">Created a leave management application using Node.js, React.js, </w:t>
-      </w:r>
-      <w:proofErr w:type="spellStart"/>
-      <w:r>
-        <w:t>Airtable</w:t>
-      </w:r>
-      <w:proofErr w:type="spellEnd"/>
-      <w:r>
-        <w:t xml:space="preserve">, </w:t>
-      </w:r>
-      <w:proofErr w:type="gramStart"/>
-      <w:r>
-        <w:t>Make</w:t>
-      </w:r>
-      <w:proofErr w:type="gramEnd"/>
-      <w:r>
-        <w:t xml:space="preserve"> (Formerly </w:t>
-      </w:r>
-      <w:proofErr w:type="spellStart"/>
-      <w:r>
-        <w:t>Integromat</w:t>
-      </w:r>
-      <w:proofErr w:type="spellEnd"/>
-      <w:r>
-        <w:t xml:space="preserve">) and hosted successfully using Heroku and </w:t>
-      </w:r>
-      <w:proofErr w:type="spellStart"/>
-      <w:r>
-        <w:t>Vercel</w:t>
-      </w:r>
-      <w:proofErr w:type="spellEnd"/>
-      <w:r>
-        <w:t>.</w:t>
+        <w:t>Created a leave management application using Node.js, React.js, Airtable, Make (Formerly Integromat) and hosted successfully using Heroku and Vercel.</w:t>
       </w:r>
     </w:p>
     <w:p>
@@ -346,31 +287,7 @@
         </w:numPr>
       </w:pPr>
       <w:r>
-        <w:t xml:space="preserve">Skills – Node.js, React.js, </w:t>
-      </w:r>
-      <w:proofErr w:type="spellStart"/>
-      <w:r>
-        <w:t>Airtable</w:t>
-      </w:r>
-      <w:proofErr w:type="spellEnd"/>
-      <w:r>
-        <w:t xml:space="preserve">, Make (Formerly </w:t>
-      </w:r>
-      <w:proofErr w:type="spellStart"/>
-      <w:r>
-        <w:t>Integromat</w:t>
-      </w:r>
-      <w:proofErr w:type="spellEnd"/>
-      <w:r>
-        <w:t xml:space="preserve">), Google APIs, Heroku, </w:t>
-      </w:r>
-      <w:proofErr w:type="spellStart"/>
-      <w:r>
-        <w:t>Vercel</w:t>
-      </w:r>
-      <w:proofErr w:type="spellEnd"/>
-      <w:r>
-        <w:t>, Amazon Web Services (AWS), etc.</w:t>
+        <w:t>Skills – Node.js, React.js, Airtable, Make (Formerly Integromat), Google APIs, Heroku, Vercel, Amazon Web Services (AWS), etc.</w:t>
       </w:r>
       <w:r>
         <w:br w:type="page"/>
@@ -379,6 +296,9 @@
     <w:p>
       <w:pPr>
         <w:pStyle w:val="Heading1"/>
+        <w:pBdr>
+          <w:bottom w:val="single" w:sz="6" w:space="1" w:color="auto"/>
+        </w:pBdr>
       </w:pPr>
       <w:r>
         <w:lastRenderedPageBreak/>
@@ -460,6 +380,9 @@
     <w:p>
       <w:pPr>
         <w:pStyle w:val="Heading1"/>
+        <w:pBdr>
+          <w:bottom w:val="single" w:sz="6" w:space="1" w:color="auto"/>
+        </w:pBdr>
       </w:pPr>
       <w:r>
         <w:t>Certification</w:t>
@@ -492,13 +415,12 @@
     <w:p>
       <w:pPr>
         <w:pStyle w:val="Heading1"/>
+        <w:pBdr>
+          <w:bottom w:val="single" w:sz="6" w:space="1" w:color="auto"/>
+        </w:pBdr>
       </w:pPr>
       <w:r>
         <w:t>Personal Information</w:t>
-      </w:r>
-      <w:r>
-        <w:tab/>
-        <w:t xml:space="preserve"> </w:t>
       </w:r>
     </w:p>
     <w:tbl>
